--- a/week3/第三章实践题目.docx
+++ b/week3/第三章实践题目.docx
@@ -126,7 +126,7 @@
               <m:endChr m:val="]"/>
               <m:ctrlPr>
                 <w:rPr>
-                  <w:rFonts w:ascii="Cambria Math"/>
+                  <w:rFonts w:ascii="Cambria Math" w:hAnsi="Cambria Math"/>
                   <w:i/>
                 </w:rPr>
               </m:ctrlPr>
@@ -144,7 +144,7 @@
                   </m:mcs>
                   <m:ctrlPr>
                     <w:rPr>
-                      <w:rFonts w:ascii="Cambria Math"/>
+                      <w:rFonts w:ascii="Cambria Math" w:hAnsi="Cambria Math"/>
                       <w:i/>
                     </w:rPr>
                   </m:ctrlPr>
@@ -163,7 +163,7 @@
                       <m:fPr>
                         <m:ctrlPr>
                           <w:rPr>
-                            <w:rFonts w:ascii="Cambria Math"/>
+                            <w:rFonts w:ascii="Cambria Math" w:hAnsi="Cambria Math"/>
                             <w:i/>
                           </w:rPr>
                         </m:ctrlPr>
@@ -185,12 +185,6 @@
                         </m:r>
                       </m:den>
                     </m:f>
-                    <m:ctrlPr>
-                      <w:rPr>
-                        <w:rFonts w:ascii="Cambria Math" w:hAnsi="Cambria Math"/>
-                        <w:i/>
-                      </w:rPr>
-                    </m:ctrlPr>
                   </m:e>
                   <m:e>
                     <m:r>
@@ -199,19 +193,13 @@
                       </w:rPr>
                       <m:t>⋯</m:t>
                     </m:r>
-                    <m:ctrlPr>
-                      <w:rPr>
-                        <w:rFonts w:ascii="Cambria Math" w:hAnsi="Cambria Math"/>
-                        <w:i/>
-                      </w:rPr>
-                    </m:ctrlPr>
                   </m:e>
                   <m:e>
                     <m:f>
                       <m:fPr>
                         <m:ctrlPr>
                           <w:rPr>
-                            <w:rFonts w:ascii="Cambria Math"/>
+                            <w:rFonts w:ascii="Cambria Math" w:hAnsi="Cambria Math"/>
                             <w:i/>
                           </w:rPr>
                         </m:ctrlPr>
@@ -241,7 +229,7 @@
                       <m:fPr>
                         <m:ctrlPr>
                           <w:rPr>
-                            <w:rFonts w:ascii="Cambria Math"/>
+                            <w:rFonts w:ascii="Cambria Math" w:hAnsi="Cambria Math"/>
                             <w:i/>
                           </w:rPr>
                         </m:ctrlPr>
@@ -269,7 +257,7 @@
                       <m:fPr>
                         <m:ctrlPr>
                           <w:rPr>
-                            <w:rFonts w:ascii="Cambria Math"/>
+                            <w:rFonts w:ascii="Cambria Math" w:hAnsi="Cambria Math"/>
                             <w:i/>
                           </w:rPr>
                         </m:ctrlPr>
@@ -291,12 +279,6 @@
                         </m:r>
                       </m:den>
                     </m:f>
-                    <m:ctrlPr>
-                      <w:rPr>
-                        <w:rFonts w:ascii="Cambria Math" w:hAnsi="Cambria Math"/>
-                        <w:i/>
-                      </w:rPr>
-                    </m:ctrlPr>
                   </m:e>
                   <m:e>
                     <m:r>
@@ -305,19 +287,13 @@
                       </w:rPr>
                       <m:t>⋯</m:t>
                     </m:r>
-                    <m:ctrlPr>
-                      <w:rPr>
-                        <w:rFonts w:ascii="Cambria Math" w:hAnsi="Cambria Math"/>
-                        <w:i/>
-                      </w:rPr>
-                    </m:ctrlPr>
                   </m:e>
                   <m:e>
                     <m:f>
                       <m:fPr>
                         <m:ctrlPr>
                           <w:rPr>
-                            <w:rFonts w:ascii="Cambria Math"/>
+                            <w:rFonts w:ascii="Cambria Math" w:hAnsi="Cambria Math"/>
                             <w:i/>
                           </w:rPr>
                         </m:ctrlPr>
@@ -339,12 +315,6 @@
                         </m:r>
                       </m:den>
                     </m:f>
-                    <m:ctrlPr>
-                      <w:rPr>
-                        <w:rFonts w:ascii="Cambria Math" w:hAnsi="Cambria Math"/>
-                        <w:i/>
-                      </w:rPr>
-                    </m:ctrlPr>
                   </m:e>
                 </m:mr>
                 <m:mr>
@@ -355,12 +325,6 @@
                       </w:rPr>
                       <m:t>⋮</m:t>
                     </m:r>
-                    <m:ctrlPr>
-                      <w:rPr>
-                        <w:rFonts w:ascii="Cambria Math" w:hAnsi="Cambria Math"/>
-                        <w:i/>
-                      </w:rPr>
-                    </m:ctrlPr>
                   </m:e>
                   <m:e>
                     <m:r>
@@ -369,12 +333,6 @@
                       </w:rPr>
                       <m:t>⋮</m:t>
                     </m:r>
-                    <m:ctrlPr>
-                      <w:rPr>
-                        <w:rFonts w:ascii="Cambria Math" w:hAnsi="Cambria Math"/>
-                        <w:i/>
-                      </w:rPr>
-                    </m:ctrlPr>
                   </m:e>
                   <m:e>
                     <m:r>
@@ -383,12 +341,6 @@
                       </w:rPr>
                       <m:t>⋯</m:t>
                     </m:r>
-                    <m:ctrlPr>
-                      <w:rPr>
-                        <w:rFonts w:ascii="Cambria Math" w:hAnsi="Cambria Math"/>
-                        <w:i/>
-                      </w:rPr>
-                    </m:ctrlPr>
                   </m:e>
                   <m:e>
                     <m:r>
@@ -397,12 +349,6 @@
                       </w:rPr>
                       <m:t>⋮</m:t>
                     </m:r>
-                    <m:ctrlPr>
-                      <w:rPr>
-                        <w:rFonts w:ascii="Cambria Math" w:hAnsi="Cambria Math"/>
-                        <w:i/>
-                      </w:rPr>
-                    </m:ctrlPr>
                   </m:e>
                 </m:mr>
                 <m:mr>
@@ -411,7 +357,7 @@
                       <m:fPr>
                         <m:ctrlPr>
                           <w:rPr>
-                            <w:rFonts w:ascii="Cambria Math"/>
+                            <w:rFonts w:ascii="Cambria Math" w:hAnsi="Cambria Math"/>
                             <w:i/>
                           </w:rPr>
                         </m:ctrlPr>
@@ -439,7 +385,7 @@
                       <m:fPr>
                         <m:ctrlPr>
                           <w:rPr>
-                            <w:rFonts w:ascii="Cambria Math"/>
+                            <w:rFonts w:ascii="Cambria Math" w:hAnsi="Cambria Math"/>
                             <w:i/>
                           </w:rPr>
                         </m:ctrlPr>
@@ -461,12 +407,6 @@
                         </m:r>
                       </m:den>
                     </m:f>
-                    <m:ctrlPr>
-                      <w:rPr>
-                        <w:rFonts w:ascii="Cambria Math" w:hAnsi="Cambria Math"/>
-                        <w:i/>
-                      </w:rPr>
-                    </m:ctrlPr>
                   </m:e>
                   <m:e>
                     <m:r>
@@ -475,19 +415,13 @@
                       </w:rPr>
                       <m:t>⋯</m:t>
                     </m:r>
-                    <m:ctrlPr>
-                      <w:rPr>
-                        <w:rFonts w:ascii="Cambria Math" w:hAnsi="Cambria Math"/>
-                        <w:i/>
-                      </w:rPr>
-                    </m:ctrlPr>
                   </m:e>
                   <m:e>
                     <m:f>
                       <m:fPr>
                         <m:ctrlPr>
                           <w:rPr>
-                            <w:rFonts w:ascii="Cambria Math"/>
+                            <w:rFonts w:ascii="Cambria Math" w:hAnsi="Cambria Math"/>
                             <w:i/>
                           </w:rPr>
                         </m:ctrlPr>
@@ -521,21 +455,9 @@
                         </m:r>
                       </m:den>
                     </m:f>
-                    <m:ctrlPr>
-                      <w:rPr>
-                        <w:rFonts w:ascii="Cambria Math" w:hAnsi="Cambria Math"/>
-                        <w:i/>
-                      </w:rPr>
-                    </m:ctrlPr>
                   </m:e>
                 </m:mr>
               </m:m>
-              <m:ctrlPr>
-                <w:rPr>
-                  <w:rFonts w:ascii="Cambria Math" w:hAnsi="Cambria Math"/>
-                  <w:i/>
-                </w:rPr>
-              </m:ctrlPr>
             </m:e>
           </m:d>
           <m:d>
@@ -544,7 +466,7 @@
               <m:endChr m:val="]"/>
               <m:ctrlPr>
                 <w:rPr>
-                  <w:rFonts w:ascii="Cambria Math"/>
+                  <w:rFonts w:ascii="Cambria Math" w:hAnsi="Cambria Math"/>
                   <w:i/>
                 </w:rPr>
               </m:ctrlPr>
@@ -562,7 +484,7 @@
                   </m:mcs>
                   <m:ctrlPr>
                     <w:rPr>
-                      <w:rFonts w:ascii="Cambria Math"/>
+                      <w:rFonts w:ascii="Cambria Math" w:hAnsi="Cambria Math"/>
                       <w:i/>
                     </w:rPr>
                   </m:ctrlPr>
@@ -573,7 +495,7 @@
                       <m:sSubPr>
                         <m:ctrlPr>
                           <w:rPr>
-                            <w:rFonts w:ascii="Cambria Math"/>
+                            <w:rFonts w:ascii="Cambria Math" w:hAnsi="Cambria Math"/>
                             <w:i/>
                           </w:rPr>
                         </m:ctrlPr>
@@ -603,7 +525,7 @@
                       <m:sSubPr>
                         <m:ctrlPr>
                           <w:rPr>
-                            <w:rFonts w:ascii="Cambria Math"/>
+                            <w:rFonts w:ascii="Cambria Math" w:hAnsi="Cambria Math"/>
                             <w:i/>
                           </w:rPr>
                         </m:ctrlPr>
@@ -625,12 +547,6 @@
                         </m:r>
                       </m:sub>
                     </m:sSub>
-                    <m:ctrlPr>
-                      <w:rPr>
-                        <w:rFonts w:ascii="Cambria Math" w:hAnsi="Cambria Math"/>
-                        <w:i/>
-                      </w:rPr>
-                    </m:ctrlPr>
                   </m:e>
                 </m:mr>
                 <m:mr>
@@ -641,12 +557,6 @@
                       </w:rPr>
                       <m:t>⋮</m:t>
                     </m:r>
-                    <m:ctrlPr>
-                      <w:rPr>
-                        <w:rFonts w:ascii="Cambria Math" w:hAnsi="Cambria Math"/>
-                        <w:i/>
-                      </w:rPr>
-                    </m:ctrlPr>
                   </m:e>
                 </m:mr>
                 <m:mr>
@@ -657,12 +567,6 @@
                       </w:rPr>
                       <m:t>⋮</m:t>
                     </m:r>
-                    <m:ctrlPr>
-                      <w:rPr>
-                        <w:rFonts w:ascii="Cambria Math" w:hAnsi="Cambria Math"/>
-                        <w:i/>
-                      </w:rPr>
-                    </m:ctrlPr>
                   </m:e>
                 </m:mr>
                 <m:mr>
@@ -671,7 +575,7 @@
                       <m:sSubPr>
                         <m:ctrlPr>
                           <w:rPr>
-                            <w:rFonts w:ascii="Cambria Math"/>
+                            <w:rFonts w:ascii="Cambria Math" w:hAnsi="Cambria Math"/>
                             <w:i/>
                           </w:rPr>
                         </m:ctrlPr>
@@ -693,21 +597,9 @@
                         </m:r>
                       </m:sub>
                     </m:sSub>
-                    <m:ctrlPr>
-                      <w:rPr>
-                        <w:rFonts w:ascii="Cambria Math" w:hAnsi="Cambria Math"/>
-                        <w:i/>
-                      </w:rPr>
-                    </m:ctrlPr>
                   </m:e>
                 </m:mr>
               </m:m>
-              <m:ctrlPr>
-                <w:rPr>
-                  <w:rFonts w:ascii="Cambria Math" w:hAnsi="Cambria Math"/>
-                  <w:i/>
-                </w:rPr>
-              </m:ctrlPr>
             </m:e>
           </m:d>
           <m:r>
@@ -722,7 +614,7 @@
               <m:endChr m:val="]"/>
               <m:ctrlPr>
                 <w:rPr>
-                  <w:rFonts w:ascii="Cambria Math"/>
+                  <w:rFonts w:ascii="Cambria Math" w:hAnsi="Cambria Math"/>
                   <w:i/>
                 </w:rPr>
               </m:ctrlPr>
@@ -740,7 +632,7 @@
                   </m:mcs>
                   <m:ctrlPr>
                     <w:rPr>
-                      <w:rFonts w:ascii="Cambria Math"/>
+                      <w:rFonts w:ascii="Cambria Math" w:hAnsi="Cambria Math"/>
                       <w:i/>
                     </w:rPr>
                   </m:ctrlPr>
@@ -757,7 +649,7 @@
                       <m:fPr>
                         <m:ctrlPr>
                           <w:rPr>
-                            <w:rFonts w:ascii="Cambria Math"/>
+                            <w:rFonts w:ascii="Cambria Math" w:hAnsi="Cambria Math"/>
                             <w:i/>
                           </w:rPr>
                         </m:ctrlPr>
@@ -801,7 +693,7 @@
                       <m:fPr>
                         <m:ctrlPr>
                           <w:rPr>
-                            <w:rFonts w:ascii="Cambria Math"/>
+                            <w:rFonts w:ascii="Cambria Math" w:hAnsi="Cambria Math"/>
                             <w:i/>
                           </w:rPr>
                         </m:ctrlPr>
@@ -831,7 +723,7 @@
                       <m:fPr>
                         <m:ctrlPr>
                           <w:rPr>
-                            <w:rFonts w:ascii="Cambria Math"/>
+                            <w:rFonts w:ascii="Cambria Math" w:hAnsi="Cambria Math"/>
                             <w:i/>
                           </w:rPr>
                         </m:ctrlPr>
@@ -863,7 +755,7 @@
                       <m:fPr>
                         <m:ctrlPr>
                           <w:rPr>
-                            <w:rFonts w:ascii="Cambria Math"/>
+                            <w:rFonts w:ascii="Cambria Math" w:hAnsi="Cambria Math"/>
                             <w:i/>
                           </w:rPr>
                         </m:ctrlPr>
@@ -901,7 +793,7 @@
                       <m:fPr>
                         <m:ctrlPr>
                           <w:rPr>
-                            <w:rFonts w:ascii="Cambria Math"/>
+                            <w:rFonts w:ascii="Cambria Math" w:hAnsi="Cambria Math"/>
                             <w:i/>
                           </w:rPr>
                         </m:ctrlPr>
@@ -923,12 +815,6 @@
                         </m:r>
                       </m:den>
                     </m:f>
-                    <m:ctrlPr>
-                      <w:rPr>
-                        <w:rFonts w:ascii="Cambria Math" w:hAnsi="Cambria Math"/>
-                        <w:i/>
-                      </w:rPr>
-                    </m:ctrlPr>
                   </m:e>
                 </m:mr>
                 <m:mr>
@@ -939,12 +825,6 @@
                       </w:rPr>
                       <m:t>⋮</m:t>
                     </m:r>
-                    <m:ctrlPr>
-                      <w:rPr>
-                        <w:rFonts w:ascii="Cambria Math" w:hAnsi="Cambria Math"/>
-                        <w:i/>
-                      </w:rPr>
-                    </m:ctrlPr>
                   </m:e>
                 </m:mr>
                 <m:mr>
@@ -953,7 +833,7 @@
                       <m:fPr>
                         <m:ctrlPr>
                           <w:rPr>
-                            <w:rFonts w:ascii="Cambria Math"/>
+                            <w:rFonts w:ascii="Cambria Math" w:hAnsi="Cambria Math"/>
                             <w:i/>
                           </w:rPr>
                         </m:ctrlPr>
@@ -985,7 +865,7 @@
                       <m:fPr>
                         <m:ctrlPr>
                           <w:rPr>
-                            <w:rFonts w:ascii="Cambria Math"/>
+                            <w:rFonts w:ascii="Cambria Math" w:hAnsi="Cambria Math"/>
                             <w:i/>
                           </w:rPr>
                         </m:ctrlPr>
@@ -1023,7 +903,7 @@
                       <m:fPr>
                         <m:ctrlPr>
                           <w:rPr>
-                            <w:rFonts w:ascii="Cambria Math"/>
+                            <w:rFonts w:ascii="Cambria Math" w:hAnsi="Cambria Math"/>
                             <w:i/>
                           </w:rPr>
                         </m:ctrlPr>
@@ -1057,21 +937,9 @@
                         </m:r>
                       </m:den>
                     </m:f>
-                    <m:ctrlPr>
-                      <w:rPr>
-                        <w:rFonts w:ascii="Cambria Math" w:hAnsi="Cambria Math"/>
-                        <w:i/>
-                      </w:rPr>
-                    </m:ctrlPr>
                   </m:e>
                 </m:mr>
               </m:m>
-              <m:ctrlPr>
-                <w:rPr>
-                  <w:rFonts w:ascii="Cambria Math" w:hAnsi="Cambria Math"/>
-                  <w:i/>
-                </w:rPr>
-              </m:ctrlPr>
             </m:e>
           </m:d>
         </m:oMath>
@@ -1097,7 +965,7 @@
               <m:endChr m:val="]"/>
               <m:ctrlPr>
                 <w:rPr>
-                  <w:rFonts w:ascii="Cambria Math"/>
+                  <w:rFonts w:ascii="Cambria Math" w:hAnsi="Cambria Math"/>
                   <w:i/>
                 </w:rPr>
               </m:ctrlPr>
@@ -1115,7 +983,7 @@
                   </m:mcs>
                   <m:ctrlPr>
                     <w:rPr>
-                      <w:rFonts w:ascii="Cambria Math"/>
+                      <w:rFonts w:ascii="Cambria Math" w:hAnsi="Cambria Math"/>
                       <w:i/>
                     </w:rPr>
                   </m:ctrlPr>
@@ -1126,7 +994,7 @@
                       <m:fPr>
                         <m:ctrlPr>
                           <w:rPr>
-                            <w:rFonts w:ascii="Cambria Math"/>
+                            <w:rFonts w:ascii="Cambria Math" w:hAnsi="Cambria Math"/>
                             <w:i/>
                           </w:rPr>
                         </m:ctrlPr>
@@ -1154,7 +1022,7 @@
                       <m:fPr>
                         <m:ctrlPr>
                           <w:rPr>
-                            <w:rFonts w:ascii="Cambria Math"/>
+                            <w:rFonts w:ascii="Cambria Math" w:hAnsi="Cambria Math"/>
                             <w:i/>
                           </w:rPr>
                         </m:ctrlPr>
@@ -1188,12 +1056,6 @@
                         </m:r>
                       </m:den>
                     </m:f>
-                    <m:ctrlPr>
-                      <w:rPr>
-                        <w:rFonts w:ascii="Cambria Math" w:hAnsi="Cambria Math"/>
-                        <w:i/>
-                      </w:rPr>
-                    </m:ctrlPr>
                   </m:e>
                   <m:e>
                     <m:r>
@@ -1202,12 +1064,6 @@
                       </w:rPr>
                       <m:t>⋯</m:t>
                     </m:r>
-                    <m:ctrlPr>
-                      <w:rPr>
-                        <w:rFonts w:ascii="Cambria Math" w:hAnsi="Cambria Math"/>
-                        <w:i/>
-                      </w:rPr>
-                    </m:ctrlPr>
                   </m:e>
                   <m:e>
                     <m:r>
@@ -1224,7 +1080,7 @@
                       <m:fPr>
                         <m:ctrlPr>
                           <w:rPr>
-                            <w:rFonts w:ascii="Cambria Math"/>
+                            <w:rFonts w:ascii="Cambria Math" w:hAnsi="Cambria Math"/>
                             <w:i/>
                           </w:rPr>
                         </m:ctrlPr>
@@ -1252,7 +1108,7 @@
                       <m:fPr>
                         <m:ctrlPr>
                           <w:rPr>
-                            <w:rFonts w:ascii="Cambria Math"/>
+                            <w:rFonts w:ascii="Cambria Math" w:hAnsi="Cambria Math"/>
                             <w:i/>
                           </w:rPr>
                         </m:ctrlPr>
@@ -1274,12 +1130,6 @@
                         </m:r>
                       </m:den>
                     </m:f>
-                    <m:ctrlPr>
-                      <w:rPr>
-                        <w:rFonts w:ascii="Cambria Math" w:hAnsi="Cambria Math"/>
-                        <w:i/>
-                      </w:rPr>
-                    </m:ctrlPr>
                   </m:e>
                   <m:e>
                     <m:r>
@@ -1288,19 +1138,13 @@
                       </w:rPr>
                       <m:t>⋯</m:t>
                     </m:r>
-                    <m:ctrlPr>
-                      <w:rPr>
-                        <w:rFonts w:ascii="Cambria Math" w:hAnsi="Cambria Math"/>
-                        <w:i/>
-                      </w:rPr>
-                    </m:ctrlPr>
                   </m:e>
                   <m:e>
                     <m:f>
                       <m:fPr>
                         <m:ctrlPr>
                           <w:rPr>
-                            <w:rFonts w:ascii="Cambria Math"/>
+                            <w:rFonts w:ascii="Cambria Math" w:hAnsi="Cambria Math"/>
                             <w:i/>
                           </w:rPr>
                         </m:ctrlPr>
@@ -1322,12 +1166,6 @@
                         </m:r>
                       </m:den>
                     </m:f>
-                    <m:ctrlPr>
-                      <w:rPr>
-                        <w:rFonts w:ascii="Cambria Math" w:hAnsi="Cambria Math"/>
-                        <w:i/>
-                      </w:rPr>
-                    </m:ctrlPr>
                   </m:e>
                 </m:mr>
                 <m:mr>
@@ -1338,12 +1176,6 @@
                       </w:rPr>
                       <m:t>⋮</m:t>
                     </m:r>
-                    <m:ctrlPr>
-                      <w:rPr>
-                        <w:rFonts w:ascii="Cambria Math" w:hAnsi="Cambria Math"/>
-                        <w:i/>
-                      </w:rPr>
-                    </m:ctrlPr>
                   </m:e>
                   <m:e>
                     <m:r>
@@ -1352,12 +1184,6 @@
                       </w:rPr>
                       <m:t>⋮</m:t>
                     </m:r>
-                    <m:ctrlPr>
-                      <w:rPr>
-                        <w:rFonts w:ascii="Cambria Math" w:hAnsi="Cambria Math"/>
-                        <w:i/>
-                      </w:rPr>
-                    </m:ctrlPr>
                   </m:e>
                   <m:e>
                     <m:r>
@@ -1366,12 +1192,6 @@
                       </w:rPr>
                       <m:t>⋯</m:t>
                     </m:r>
-                    <m:ctrlPr>
-                      <w:rPr>
-                        <w:rFonts w:ascii="Cambria Math" w:hAnsi="Cambria Math"/>
-                        <w:i/>
-                      </w:rPr>
-                    </m:ctrlPr>
                   </m:e>
                   <m:e>
                     <m:r>
@@ -1380,12 +1200,6 @@
                       </w:rPr>
                       <m:t>⋮</m:t>
                     </m:r>
-                    <m:ctrlPr>
-                      <w:rPr>
-                        <w:rFonts w:ascii="Cambria Math" w:hAnsi="Cambria Math"/>
-                        <w:i/>
-                      </w:rPr>
-                    </m:ctrlPr>
                   </m:e>
                 </m:mr>
                 <m:mr>
@@ -1394,7 +1208,7 @@
                       <m:fPr>
                         <m:ctrlPr>
                           <w:rPr>
-                            <w:rFonts w:ascii="Cambria Math"/>
+                            <w:rFonts w:ascii="Cambria Math" w:hAnsi="Cambria Math"/>
                             <w:i/>
                           </w:rPr>
                         </m:ctrlPr>
@@ -1434,7 +1248,7 @@
                       <m:fPr>
                         <m:ctrlPr>
                           <w:rPr>
-                            <w:rFonts w:ascii="Cambria Math"/>
+                            <w:rFonts w:ascii="Cambria Math" w:hAnsi="Cambria Math"/>
                             <w:i/>
                           </w:rPr>
                         </m:ctrlPr>
@@ -1456,12 +1270,6 @@
                         </m:r>
                       </m:den>
                     </m:f>
-                    <m:ctrlPr>
-                      <w:rPr>
-                        <w:rFonts w:ascii="Cambria Math" w:hAnsi="Cambria Math"/>
-                        <w:i/>
-                      </w:rPr>
-                    </m:ctrlPr>
                   </m:e>
                   <m:e>
                     <m:r>
@@ -1470,19 +1278,13 @@
                       </w:rPr>
                       <m:t>⋯</m:t>
                     </m:r>
-                    <m:ctrlPr>
-                      <w:rPr>
-                        <w:rFonts w:ascii="Cambria Math" w:hAnsi="Cambria Math"/>
-                        <w:i/>
-                      </w:rPr>
-                    </m:ctrlPr>
                   </m:e>
                   <m:e>
                     <m:f>
                       <m:fPr>
                         <m:ctrlPr>
                           <w:rPr>
-                            <w:rFonts w:ascii="Cambria Math"/>
+                            <w:rFonts w:ascii="Cambria Math" w:hAnsi="Cambria Math"/>
                             <w:i/>
                           </w:rPr>
                         </m:ctrlPr>
@@ -1504,21 +1306,9 @@
                         </m:r>
                       </m:den>
                     </m:f>
-                    <m:ctrlPr>
-                      <w:rPr>
-                        <w:rFonts w:ascii="Cambria Math" w:hAnsi="Cambria Math"/>
-                        <w:i/>
-                      </w:rPr>
-                    </m:ctrlPr>
                   </m:e>
                 </m:mr>
               </m:m>
-              <m:ctrlPr>
-                <w:rPr>
-                  <w:rFonts w:ascii="Cambria Math" w:hAnsi="Cambria Math"/>
-                  <w:i/>
-                </w:rPr>
-              </m:ctrlPr>
             </m:e>
           </m:d>
           <m:d>
@@ -1527,7 +1317,7 @@
               <m:endChr m:val="]"/>
               <m:ctrlPr>
                 <w:rPr>
-                  <w:rFonts w:ascii="Cambria Math"/>
+                  <w:rFonts w:ascii="Cambria Math" w:hAnsi="Cambria Math"/>
                   <w:i/>
                 </w:rPr>
               </m:ctrlPr>
@@ -1545,7 +1335,7 @@
                   </m:mcs>
                   <m:ctrlPr>
                     <w:rPr>
-                      <w:rFonts w:ascii="Cambria Math"/>
+                      <w:rFonts w:ascii="Cambria Math" w:hAnsi="Cambria Math"/>
                       <w:i/>
                     </w:rPr>
                   </m:ctrlPr>
@@ -1556,7 +1346,7 @@
                       <m:sSubPr>
                         <m:ctrlPr>
                           <w:rPr>
-                            <w:rFonts w:ascii="Cambria Math"/>
+                            <w:rFonts w:ascii="Cambria Math" w:hAnsi="Cambria Math"/>
                             <w:i/>
                           </w:rPr>
                         </m:ctrlPr>
@@ -1586,7 +1376,7 @@
                       <m:sSubPr>
                         <m:ctrlPr>
                           <w:rPr>
-                            <w:rFonts w:ascii="Cambria Math"/>
+                            <w:rFonts w:ascii="Cambria Math" w:hAnsi="Cambria Math"/>
                             <w:i/>
                           </w:rPr>
                         </m:ctrlPr>
@@ -1608,12 +1398,6 @@
                         </m:r>
                       </m:sub>
                     </m:sSub>
-                    <m:ctrlPr>
-                      <w:rPr>
-                        <w:rFonts w:ascii="Cambria Math" w:hAnsi="Cambria Math"/>
-                        <w:i/>
-                      </w:rPr>
-                    </m:ctrlPr>
                   </m:e>
                 </m:mr>
                 <m:mr>
@@ -1624,12 +1408,6 @@
                       </w:rPr>
                       <m:t>⋮</m:t>
                     </m:r>
-                    <m:ctrlPr>
-                      <w:rPr>
-                        <w:rFonts w:ascii="Cambria Math" w:hAnsi="Cambria Math"/>
-                        <w:i/>
-                      </w:rPr>
-                    </m:ctrlPr>
                   </m:e>
                 </m:mr>
                 <m:mr>
@@ -1640,12 +1418,6 @@
                       </w:rPr>
                       <m:t>⋮</m:t>
                     </m:r>
-                    <m:ctrlPr>
-                      <w:rPr>
-                        <w:rFonts w:ascii="Cambria Math" w:hAnsi="Cambria Math"/>
-                        <w:i/>
-                      </w:rPr>
-                    </m:ctrlPr>
                   </m:e>
                 </m:mr>
                 <m:mr>
@@ -1654,7 +1426,7 @@
                       <m:sSubPr>
                         <m:ctrlPr>
                           <w:rPr>
-                            <w:rFonts w:ascii="Cambria Math"/>
+                            <w:rFonts w:ascii="Cambria Math" w:hAnsi="Cambria Math"/>
                             <w:i/>
                           </w:rPr>
                         </m:ctrlPr>
@@ -1676,21 +1448,9 @@
                         </m:r>
                       </m:sub>
                     </m:sSub>
-                    <m:ctrlPr>
-                      <w:rPr>
-                        <w:rFonts w:ascii="Cambria Math" w:hAnsi="Cambria Math"/>
-                        <w:i/>
-                      </w:rPr>
-                    </m:ctrlPr>
                   </m:e>
                 </m:mr>
               </m:m>
-              <m:ctrlPr>
-                <w:rPr>
-                  <w:rFonts w:ascii="Cambria Math" w:hAnsi="Cambria Math"/>
-                  <w:i/>
-                </w:rPr>
-              </m:ctrlPr>
             </m:e>
           </m:d>
           <m:r>
@@ -1705,7 +1465,7 @@
               <m:endChr m:val="]"/>
               <m:ctrlPr>
                 <w:rPr>
-                  <w:rFonts w:ascii="Cambria Math"/>
+                  <w:rFonts w:ascii="Cambria Math" w:hAnsi="Cambria Math"/>
                   <w:i/>
                 </w:rPr>
               </m:ctrlPr>
@@ -1723,7 +1483,7 @@
                   </m:mcs>
                   <m:ctrlPr>
                     <w:rPr>
-                      <w:rFonts w:ascii="Cambria Math"/>
+                      <w:rFonts w:ascii="Cambria Math" w:hAnsi="Cambria Math"/>
                       <w:i/>
                     </w:rPr>
                   </m:ctrlPr>
@@ -1740,7 +1500,7 @@
                       <m:fPr>
                         <m:ctrlPr>
                           <w:rPr>
-                            <w:rFonts w:ascii="Cambria Math"/>
+                            <w:rFonts w:ascii="Cambria Math" w:hAnsi="Cambria Math"/>
                             <w:i/>
                           </w:rPr>
                         </m:ctrlPr>
@@ -1784,7 +1544,7 @@
                       <m:fPr>
                         <m:ctrlPr>
                           <w:rPr>
-                            <w:rFonts w:ascii="Cambria Math"/>
+                            <w:rFonts w:ascii="Cambria Math" w:hAnsi="Cambria Math"/>
                             <w:i/>
                           </w:rPr>
                         </m:ctrlPr>
@@ -1814,7 +1574,7 @@
                       <m:fPr>
                         <m:ctrlPr>
                           <w:rPr>
-                            <w:rFonts w:ascii="Cambria Math"/>
+                            <w:rFonts w:ascii="Cambria Math" w:hAnsi="Cambria Math"/>
                             <w:i/>
                           </w:rPr>
                         </m:ctrlPr>
@@ -1846,7 +1606,7 @@
                       <m:fPr>
                         <m:ctrlPr>
                           <w:rPr>
-                            <w:rFonts w:ascii="Cambria Math"/>
+                            <w:rFonts w:ascii="Cambria Math" w:hAnsi="Cambria Math"/>
                             <w:i/>
                           </w:rPr>
                         </m:ctrlPr>
@@ -1884,7 +1644,7 @@
                       <m:fPr>
                         <m:ctrlPr>
                           <w:rPr>
-                            <w:rFonts w:ascii="Cambria Math"/>
+                            <w:rFonts w:ascii="Cambria Math" w:hAnsi="Cambria Math"/>
                             <w:i/>
                           </w:rPr>
                         </m:ctrlPr>
@@ -1906,12 +1666,6 @@
                         </m:r>
                       </m:den>
                     </m:f>
-                    <m:ctrlPr>
-                      <w:rPr>
-                        <w:rFonts w:ascii="Cambria Math" w:hAnsi="Cambria Math"/>
-                        <w:i/>
-                      </w:rPr>
-                    </m:ctrlPr>
                   </m:e>
                 </m:mr>
                 <m:mr>
@@ -1922,12 +1676,6 @@
                       </w:rPr>
                       <m:t>⋮</m:t>
                     </m:r>
-                    <m:ctrlPr>
-                      <w:rPr>
-                        <w:rFonts w:ascii="Cambria Math" w:hAnsi="Cambria Math"/>
-                        <w:i/>
-                      </w:rPr>
-                    </m:ctrlPr>
                   </m:e>
                 </m:mr>
                 <m:mr>
@@ -1936,7 +1684,7 @@
                       <m:fPr>
                         <m:ctrlPr>
                           <w:rPr>
-                            <w:rFonts w:ascii="Cambria Math"/>
+                            <w:rFonts w:ascii="Cambria Math" w:hAnsi="Cambria Math"/>
                             <w:i/>
                           </w:rPr>
                         </m:ctrlPr>
@@ -1968,7 +1716,7 @@
                       <m:fPr>
                         <m:ctrlPr>
                           <w:rPr>
-                            <w:rFonts w:ascii="Cambria Math"/>
+                            <w:rFonts w:ascii="Cambria Math" w:hAnsi="Cambria Math"/>
                             <w:i/>
                           </w:rPr>
                         </m:ctrlPr>
@@ -2006,7 +1754,7 @@
                       <m:fPr>
                         <m:ctrlPr>
                           <w:rPr>
-                            <w:rFonts w:ascii="Cambria Math"/>
+                            <w:rFonts w:ascii="Cambria Math" w:hAnsi="Cambria Math"/>
                             <w:i/>
                           </w:rPr>
                         </m:ctrlPr>
@@ -2040,21 +1788,9 @@
                         </m:r>
                       </m:den>
                     </m:f>
-                    <m:ctrlPr>
-                      <w:rPr>
-                        <w:rFonts w:ascii="Cambria Math" w:hAnsi="Cambria Math"/>
-                        <w:i/>
-                      </w:rPr>
-                    </m:ctrlPr>
                   </m:e>
                 </m:mr>
               </m:m>
-              <m:ctrlPr>
-                <w:rPr>
-                  <w:rFonts w:ascii="Cambria Math" w:hAnsi="Cambria Math"/>
-                  <w:i/>
-                </w:rPr>
-              </m:ctrlPr>
             </m:e>
           </m:d>
         </m:oMath>
@@ -2105,7 +1841,7 @@
               <m:endChr m:val="]"/>
               <m:ctrlPr>
                 <w:rPr>
-                  <w:rFonts w:ascii="Cambria Math" w:eastAsia="黑体"/>
+                  <w:rFonts w:ascii="Cambria Math" w:eastAsia="黑体" w:hAnsi="Cambria Math"/>
                   <w:b/>
                   <w:bCs/>
                   <w:i/>
@@ -2126,7 +1862,7 @@
                   </m:mcs>
                   <m:ctrlPr>
                     <w:rPr>
-                      <w:rFonts w:ascii="Cambria Math" w:eastAsia="黑体"/>
+                      <w:rFonts w:ascii="Cambria Math" w:eastAsia="黑体" w:hAnsi="Cambria Math"/>
                       <w:b/>
                       <w:bCs/>
                       <w:i/>
@@ -2335,15 +2071,6 @@
                   </m:e>
                 </m:mr>
               </m:m>
-              <m:ctrlPr>
-                <w:rPr>
-                  <w:rFonts w:ascii="Cambria Math" w:eastAsia="黑体" w:hAnsi="Cambria Math"/>
-                  <w:b/>
-                  <w:bCs/>
-                  <w:i/>
-                  <w:szCs w:val="21"/>
-                </w:rPr>
-              </m:ctrlPr>
             </m:e>
           </m:d>
           <m:d>
@@ -2352,7 +2079,7 @@
               <m:endChr m:val="]"/>
               <m:ctrlPr>
                 <w:rPr>
-                  <w:rFonts w:ascii="Cambria Math" w:eastAsia="黑体"/>
+                  <w:rFonts w:ascii="Cambria Math" w:eastAsia="黑体" w:hAnsi="Cambria Math"/>
                   <w:b/>
                   <w:bCs/>
                   <w:i/>
@@ -2373,7 +2100,7 @@
                   </m:mcs>
                   <m:ctrlPr>
                     <w:rPr>
-                      <w:rFonts w:ascii="Cambria Math" w:eastAsia="黑体"/>
+                      <w:rFonts w:ascii="Cambria Math" w:eastAsia="黑体" w:hAnsi="Cambria Math"/>
                       <w:b/>
                       <w:bCs/>
                       <w:i/>
@@ -2387,7 +2114,7 @@
                       <m:sSubPr>
                         <m:ctrlPr>
                           <w:rPr>
-                            <w:rFonts w:ascii="Cambria Math" w:eastAsia="黑体"/>
+                            <w:rFonts w:ascii="Cambria Math" w:eastAsia="黑体" w:hAnsi="Cambria Math"/>
                             <w:b/>
                             <w:bCs/>
                             <w:i/>
@@ -2428,7 +2155,7 @@
                       <m:sSubPr>
                         <m:ctrlPr>
                           <w:rPr>
-                            <w:rFonts w:ascii="Cambria Math" w:eastAsia="黑体"/>
+                            <w:rFonts w:ascii="Cambria Math" w:eastAsia="黑体" w:hAnsi="Cambria Math"/>
                             <w:b/>
                             <w:bCs/>
                             <w:i/>
@@ -2469,7 +2196,7 @@
                       <m:sSubPr>
                         <m:ctrlPr>
                           <w:rPr>
-                            <w:rFonts w:ascii="Cambria Math" w:eastAsia="黑体"/>
+                            <w:rFonts w:ascii="Cambria Math" w:eastAsia="黑体" w:hAnsi="Cambria Math"/>
                             <w:b/>
                             <w:bCs/>
                             <w:i/>
@@ -2510,7 +2237,7 @@
                       <m:sSubPr>
                         <m:ctrlPr>
                           <w:rPr>
-                            <w:rFonts w:ascii="Cambria Math" w:eastAsia="黑体"/>
+                            <w:rFonts w:ascii="Cambria Math" w:eastAsia="黑体" w:hAnsi="Cambria Math"/>
                             <w:b/>
                             <w:bCs/>
                             <w:i/>
@@ -2543,27 +2270,9 @@
                         </m:r>
                       </m:sub>
                     </m:sSub>
-                    <m:ctrlPr>
-                      <w:rPr>
-                        <w:rFonts w:ascii="Cambria Math" w:eastAsia="黑体" w:hAnsi="Cambria Math"/>
-                        <w:b/>
-                        <w:bCs/>
-                        <w:i/>
-                        <w:szCs w:val="21"/>
-                      </w:rPr>
-                    </m:ctrlPr>
                   </m:e>
                 </m:mr>
               </m:m>
-              <m:ctrlPr>
-                <w:rPr>
-                  <w:rFonts w:ascii="Cambria Math" w:eastAsia="黑体" w:hAnsi="Cambria Math"/>
-                  <w:b/>
-                  <w:bCs/>
-                  <w:i/>
-                  <w:szCs w:val="21"/>
-                </w:rPr>
-              </m:ctrlPr>
             </m:e>
           </m:d>
           <m:r>
@@ -2582,7 +2291,7 @@
               <m:endChr m:val="]"/>
               <m:ctrlPr>
                 <w:rPr>
-                  <w:rFonts w:ascii="Cambria Math" w:eastAsia="黑体"/>
+                  <w:rFonts w:ascii="Cambria Math" w:eastAsia="黑体" w:hAnsi="Cambria Math"/>
                   <w:b/>
                   <w:bCs/>
                   <w:i/>
@@ -2603,7 +2312,7 @@
                   </m:mcs>
                   <m:ctrlPr>
                     <w:rPr>
-                      <w:rFonts w:ascii="Cambria Math" w:eastAsia="黑体"/>
+                      <w:rFonts w:ascii="Cambria Math" w:eastAsia="黑体" w:hAnsi="Cambria Math"/>
                       <w:b/>
                       <w:bCs/>
                       <w:i/>
@@ -2668,15 +2377,6 @@
                   </m:e>
                 </m:mr>
               </m:m>
-              <m:ctrlPr>
-                <w:rPr>
-                  <w:rFonts w:ascii="Cambria Math" w:eastAsia="黑体" w:hAnsi="Cambria Math"/>
-                  <w:b/>
-                  <w:bCs/>
-                  <w:i/>
-                  <w:szCs w:val="21"/>
-                </w:rPr>
-              </m:ctrlPr>
             </m:e>
           </m:d>
         </m:oMath>
@@ -2726,7 +2426,7 @@
               <m:endChr m:val="]"/>
               <m:ctrlPr>
                 <w:rPr>
-                  <w:rFonts w:ascii="Cambria Math"/>
+                  <w:rFonts w:ascii="Cambria Math" w:hAnsi="Cambria Math"/>
                   <w:i/>
                 </w:rPr>
               </m:ctrlPr>
@@ -2744,7 +2444,7 @@
                   </m:mcs>
                   <m:ctrlPr>
                     <w:rPr>
-                      <w:rFonts w:ascii="Cambria Math"/>
+                      <w:rFonts w:ascii="Cambria Math" w:hAnsi="Cambria Math"/>
                       <w:i/>
                     </w:rPr>
                   </m:ctrlPr>
@@ -2864,12 +2564,6 @@
                   </m:e>
                 </m:mr>
               </m:m>
-              <m:ctrlPr>
-                <w:rPr>
-                  <w:rFonts w:ascii="Cambria Math" w:hAnsi="Cambria Math"/>
-                  <w:i/>
-                </w:rPr>
-              </m:ctrlPr>
             </m:e>
           </m:d>
           <m:r>
@@ -2884,7 +2578,7 @@
               <m:endChr m:val="]"/>
               <m:ctrlPr>
                 <w:rPr>
-                  <w:rFonts w:ascii="Cambria Math"/>
+                  <w:rFonts w:ascii="Cambria Math" w:hAnsi="Cambria Math"/>
                   <w:i/>
                 </w:rPr>
               </m:ctrlPr>
@@ -2902,7 +2596,7 @@
                   </m:mcs>
                   <m:ctrlPr>
                     <w:rPr>
-                      <w:rFonts w:ascii="Cambria Math"/>
+                      <w:rFonts w:ascii="Cambria Math" w:hAnsi="Cambria Math"/>
                       <w:i/>
                     </w:rPr>
                   </m:ctrlPr>
@@ -2913,7 +2607,7 @@
                       <m:sSubPr>
                         <m:ctrlPr>
                           <w:rPr>
-                            <w:rFonts w:ascii="Cambria Math"/>
+                            <w:rFonts w:ascii="Cambria Math" w:hAnsi="Cambria Math"/>
                             <w:i/>
                           </w:rPr>
                         </m:ctrlPr>
@@ -2943,7 +2637,7 @@
                       <m:sSubPr>
                         <m:ctrlPr>
                           <w:rPr>
-                            <w:rFonts w:ascii="Cambria Math"/>
+                            <w:rFonts w:ascii="Cambria Math" w:hAnsi="Cambria Math"/>
                             <w:i/>
                           </w:rPr>
                         </m:ctrlPr>
@@ -2973,7 +2667,7 @@
                       <m:sSubPr>
                         <m:ctrlPr>
                           <w:rPr>
-                            <w:rFonts w:ascii="Cambria Math"/>
+                            <w:rFonts w:ascii="Cambria Math" w:hAnsi="Cambria Math"/>
                             <w:i/>
                           </w:rPr>
                         </m:ctrlPr>
@@ -2995,21 +2689,9 @@
                         </m:r>
                       </m:sub>
                     </m:sSub>
-                    <m:ctrlPr>
-                      <w:rPr>
-                        <w:rFonts w:ascii="Cambria Math" w:hAnsi="Cambria Math"/>
-                        <w:i/>
-                      </w:rPr>
-                    </m:ctrlPr>
                   </m:e>
                 </m:mr>
               </m:m>
-              <m:ctrlPr>
-                <w:rPr>
-                  <w:rFonts w:ascii="Cambria Math" w:hAnsi="Cambria Math"/>
-                  <w:i/>
-                </w:rPr>
-              </m:ctrlPr>
             </m:e>
           </m:d>
           <m:r>
@@ -3024,7 +2706,7 @@
               <m:endChr m:val="]"/>
               <m:ctrlPr>
                 <w:rPr>
-                  <w:rFonts w:ascii="Cambria Math"/>
+                  <w:rFonts w:ascii="Cambria Math" w:hAnsi="Cambria Math"/>
                   <w:i/>
                 </w:rPr>
               </m:ctrlPr>
@@ -3042,7 +2724,7 @@
                   </m:mcs>
                   <m:ctrlPr>
                     <w:rPr>
-                      <w:rFonts w:ascii="Cambria Math"/>
+                      <w:rFonts w:ascii="Cambria Math" w:hAnsi="Cambria Math"/>
                       <w:i/>
                     </w:rPr>
                   </m:ctrlPr>
@@ -3078,12 +2760,6 @@
                   </m:e>
                 </m:mr>
               </m:m>
-              <m:ctrlPr>
-                <w:rPr>
-                  <w:rFonts w:ascii="Cambria Math" w:hAnsi="Cambria Math"/>
-                  <w:i/>
-                </w:rPr>
-              </m:ctrlPr>
             </m:e>
           </m:d>
         </m:oMath>
@@ -3105,7 +2781,7 @@
           <m:sSupPr>
             <m:ctrlPr>
               <w:rPr>
-                <w:rFonts w:ascii="Cambria Math"/>
+                <w:rFonts w:ascii="Cambria Math" w:hAnsi="Cambria Math"/>
                 <w:i/>
               </w:rPr>
             </m:ctrlPr>
@@ -3126,7 +2802,7 @@
               <m:dPr>
                 <m:ctrlPr>
                   <w:rPr>
-                    <w:rFonts w:ascii="Cambria Math"/>
+                    <w:rFonts w:ascii="Cambria Math" w:hAnsi="Cambria Math"/>
                     <w:i/>
                   </w:rPr>
                 </m:ctrlPr>
@@ -3146,37 +2822,13 @@
           <w:rPr>
             <w:rFonts w:ascii="Cambria Math"/>
           </w:rPr>
-          <m:t>=[0,</m:t>
-        </m:r>
-        <m:r>
-          <w:rPr>
-            <w:rFonts w:ascii="Cambria Math"/>
-          </w:rPr>
-          <m:t xml:space="preserve"> </m:t>
-        </m:r>
-        <m:r>
-          <w:rPr>
-            <w:rFonts w:ascii="Cambria Math"/>
-          </w:rPr>
-          <m:t>0,</m:t>
-        </m:r>
-        <m:r>
-          <w:rPr>
-            <w:rFonts w:ascii="Cambria Math"/>
-          </w:rPr>
-          <m:t xml:space="preserve"> </m:t>
-        </m:r>
-        <m:r>
-          <w:rPr>
-            <w:rFonts w:ascii="Cambria Math"/>
-          </w:rPr>
-          <m:t>0</m:t>
+          <m:t>=[0, 0, 0</m:t>
         </m:r>
         <m:sSup>
           <m:sSupPr>
             <m:ctrlPr>
               <w:rPr>
-                <w:rFonts w:ascii="Cambria Math"/>
+                <w:rFonts w:ascii="Cambria Math" w:hAnsi="Cambria Math"/>
                 <w:i/>
               </w:rPr>
             </m:ctrlPr>
@@ -3231,10 +2883,10 @@
             <v:path o:extrusionok="f" gradientshapeok="t" o:connecttype="rect"/>
             <o:lock v:ext="edit" aspectratio="t"/>
           </v:shapetype>
-          <v:shape id="_x0000_i1061" type="#_x0000_t75" style="width:112.8pt;height:24pt" o:ole="">
+          <v:shape id="_x0000_i1025" type="#_x0000_t75" style="width:112.9pt;height:24pt" o:ole="">
             <v:imagedata r:id="rId7" o:title=""/>
           </v:shape>
-          <o:OLEObject Type="Embed" ProgID="Equation.DSMT4" ShapeID="_x0000_i1061" DrawAspect="Content" ObjectID="_1836044841" r:id="rId8"/>
+          <o:OLEObject Type="Embed" ProgID="Equation.DSMT4" ShapeID="_x0000_i1025" DrawAspect="Content" ObjectID="_1836074596" r:id="rId8"/>
         </w:object>
       </w:r>
       <w:r>
@@ -3325,12 +2977,6 @@
                       </w:rPr>
                       <m:t>4</m:t>
                     </m:r>
-                    <m:ctrlPr>
-                      <w:rPr>
-                        <w:rFonts w:ascii="Cambria Math"/>
-                        <w:i/>
-                      </w:rPr>
-                    </m:ctrlPr>
                   </m:e>
                   <m:e>
                     <m:r>
@@ -3339,12 +2985,6 @@
                       </w:rPr>
                       <m:t>1</m:t>
                     </m:r>
-                    <m:ctrlPr>
-                      <w:rPr>
-                        <w:rFonts w:ascii="Cambria Math"/>
-                        <w:i/>
-                      </w:rPr>
-                    </m:ctrlPr>
                   </m:e>
                   <m:e>
                     <m:r>
@@ -3353,12 +2993,6 @@
                       </w:rPr>
                       <m:t>1</m:t>
                     </m:r>
-                    <m:ctrlPr>
-                      <w:rPr>
-                        <w:rFonts w:ascii="Cambria Math"/>
-                        <w:i/>
-                      </w:rPr>
-                    </m:ctrlPr>
                   </m:e>
                   <m:e>
                     <m:r>
@@ -3367,12 +3001,6 @@
                       </w:rPr>
                       <m:t>1</m:t>
                     </m:r>
-                    <m:ctrlPr>
-                      <w:rPr>
-                        <w:rFonts w:ascii="Cambria Math"/>
-                        <w:i/>
-                      </w:rPr>
-                    </m:ctrlPr>
                   </m:e>
                 </m:mr>
                 <m:mr>
@@ -3383,12 +3011,6 @@
                       </w:rPr>
                       <m:t>1</m:t>
                     </m:r>
-                    <m:ctrlPr>
-                      <w:rPr>
-                        <w:rFonts w:ascii="Cambria Math"/>
-                        <w:i/>
-                      </w:rPr>
-                    </m:ctrlPr>
                   </m:e>
                   <m:e>
                     <m:r>
@@ -3403,12 +3025,6 @@
                       </w:rPr>
                       <m:t>4</m:t>
                     </m:r>
-                    <m:ctrlPr>
-                      <w:rPr>
-                        <w:rFonts w:ascii="Cambria Math"/>
-                        <w:i/>
-                      </w:rPr>
-                    </m:ctrlPr>
                   </m:e>
                   <m:e>
                     <m:r>
@@ -3417,12 +3033,6 @@
                       </w:rPr>
                       <m:t>1</m:t>
                     </m:r>
-                    <m:ctrlPr>
-                      <w:rPr>
-                        <w:rFonts w:ascii="Cambria Math"/>
-                        <w:i/>
-                      </w:rPr>
-                    </m:ctrlPr>
                   </m:e>
                   <m:e>
                     <m:r>
@@ -3431,12 +3041,6 @@
                       </w:rPr>
                       <m:t>1</m:t>
                     </m:r>
-                    <m:ctrlPr>
-                      <w:rPr>
-                        <w:rFonts w:ascii="Cambria Math"/>
-                        <w:i/>
-                      </w:rPr>
-                    </m:ctrlPr>
                   </m:e>
                 </m:mr>
                 <m:mr>
@@ -3447,12 +3051,6 @@
                       </w:rPr>
                       <m:t>1</m:t>
                     </m:r>
-                    <m:ctrlPr>
-                      <w:rPr>
-                        <w:rFonts w:ascii="Cambria Math"/>
-                        <w:i/>
-                      </w:rPr>
-                    </m:ctrlPr>
                   </m:e>
                   <m:e>
                     <m:r>
@@ -3461,12 +3059,6 @@
                       </w:rPr>
                       <m:t>1</m:t>
                     </m:r>
-                    <m:ctrlPr>
-                      <w:rPr>
-                        <w:rFonts w:ascii="Cambria Math"/>
-                        <w:i/>
-                      </w:rPr>
-                    </m:ctrlPr>
                   </m:e>
                   <m:e>
                     <m:r>
@@ -3481,12 +3073,6 @@
                       </w:rPr>
                       <m:t>4</m:t>
                     </m:r>
-                    <m:ctrlPr>
-                      <w:rPr>
-                        <w:rFonts w:ascii="Cambria Math"/>
-                        <w:i/>
-                      </w:rPr>
-                    </m:ctrlPr>
                   </m:e>
                   <m:e>
                     <m:r>
@@ -3495,12 +3081,6 @@
                       </w:rPr>
                       <m:t>1</m:t>
                     </m:r>
-                    <m:ctrlPr>
-                      <w:rPr>
-                        <w:rFonts w:ascii="Cambria Math"/>
-                        <w:i/>
-                      </w:rPr>
-                    </m:ctrlPr>
                   </m:e>
                 </m:mr>
                 <m:mr>
@@ -3511,12 +3091,6 @@
                       </w:rPr>
                       <m:t>1</m:t>
                     </m:r>
-                    <m:ctrlPr>
-                      <w:rPr>
-                        <w:rFonts w:ascii="Cambria Math"/>
-                        <w:i/>
-                      </w:rPr>
-                    </m:ctrlPr>
                   </m:e>
                   <m:e>
                     <m:r>
@@ -3525,12 +3099,6 @@
                       </w:rPr>
                       <m:t>1</m:t>
                     </m:r>
-                    <m:ctrlPr>
-                      <w:rPr>
-                        <w:rFonts w:ascii="Cambria Math"/>
-                        <w:i/>
-                      </w:rPr>
-                    </m:ctrlPr>
                   </m:e>
                   <m:e>
                     <m:r>
@@ -3539,12 +3107,6 @@
                       </w:rPr>
                       <m:t>1</m:t>
                     </m:r>
-                    <m:ctrlPr>
-                      <w:rPr>
-                        <w:rFonts w:ascii="Cambria Math"/>
-                        <w:i/>
-                      </w:rPr>
-                    </m:ctrlPr>
                   </m:e>
                   <m:e>
                     <m:r>
@@ -3559,12 +3121,6 @@
                       </w:rPr>
                       <m:t>4</m:t>
                     </m:r>
-                    <m:ctrlPr>
-                      <w:rPr>
-                        <w:rFonts w:ascii="Cambria Math"/>
-                        <w:i/>
-                      </w:rPr>
-                    </m:ctrlPr>
                   </m:e>
                 </m:mr>
               </m:m>
@@ -3576,7 +3132,7 @@
               <m:endChr m:val="]"/>
               <m:ctrlPr>
                 <w:rPr>
-                  <w:rFonts w:ascii="Cambria Math"/>
+                  <w:rFonts w:ascii="Cambria Math" w:hAnsi="Cambria Math"/>
                   <w:i/>
                 </w:rPr>
               </m:ctrlPr>
@@ -3594,7 +3150,7 @@
                   </m:mcs>
                   <m:ctrlPr>
                     <w:rPr>
-                      <w:rFonts w:ascii="Cambria Math"/>
+                      <w:rFonts w:ascii="Cambria Math" w:hAnsi="Cambria Math"/>
                       <w:i/>
                     </w:rPr>
                   </m:ctrlPr>
@@ -3605,7 +3161,7 @@
                       <m:sSubPr>
                         <m:ctrlPr>
                           <w:rPr>
-                            <w:rFonts w:ascii="Cambria Math"/>
+                            <w:rFonts w:ascii="Cambria Math" w:hAnsi="Cambria Math"/>
                             <w:i/>
                           </w:rPr>
                         </m:ctrlPr>
@@ -3635,7 +3191,7 @@
                       <m:sSubPr>
                         <m:ctrlPr>
                           <w:rPr>
-                            <w:rFonts w:ascii="Cambria Math"/>
+                            <w:rFonts w:ascii="Cambria Math" w:hAnsi="Cambria Math"/>
                             <w:i/>
                           </w:rPr>
                         </m:ctrlPr>
@@ -3665,7 +3221,7 @@
                       <m:sSubPr>
                         <m:ctrlPr>
                           <w:rPr>
-                            <w:rFonts w:ascii="Cambria Math"/>
+                            <w:rFonts w:ascii="Cambria Math" w:hAnsi="Cambria Math"/>
                             <w:i/>
                           </w:rPr>
                         </m:ctrlPr>
@@ -3695,7 +3251,7 @@
                       <m:sSubPr>
                         <m:ctrlPr>
                           <w:rPr>
-                            <w:rFonts w:ascii="Cambria Math"/>
+                            <w:rFonts w:ascii="Cambria Math" w:hAnsi="Cambria Math"/>
                             <w:i/>
                           </w:rPr>
                         </m:ctrlPr>
@@ -3717,21 +3273,9 @@
                         </m:r>
                       </m:sub>
                     </m:sSub>
-                    <m:ctrlPr>
-                      <w:rPr>
-                        <w:rFonts w:ascii="Cambria Math" w:hAnsi="Cambria Math"/>
-                        <w:i/>
-                      </w:rPr>
-                    </m:ctrlPr>
                   </m:e>
                 </m:mr>
               </m:m>
-              <m:ctrlPr>
-                <w:rPr>
-                  <w:rFonts w:ascii="Cambria Math" w:hAnsi="Cambria Math"/>
-                  <w:i/>
-                </w:rPr>
-              </m:ctrlPr>
             </m:e>
           </m:d>
           <m:r>
@@ -3746,7 +3290,7 @@
               <m:endChr m:val="]"/>
               <m:ctrlPr>
                 <w:rPr>
-                  <w:rFonts w:ascii="Cambria Math"/>
+                  <w:rFonts w:ascii="Cambria Math" w:hAnsi="Cambria Math"/>
                   <w:i/>
                 </w:rPr>
               </m:ctrlPr>
@@ -3764,7 +3308,7 @@
                   </m:mcs>
                   <m:ctrlPr>
                     <w:rPr>
-                      <w:rFonts w:ascii="Cambria Math"/>
+                      <w:rFonts w:ascii="Cambria Math" w:hAnsi="Cambria Math"/>
                       <w:i/>
                     </w:rPr>
                   </m:ctrlPr>
@@ -3810,12 +3354,6 @@
                   </m:e>
                 </m:mr>
               </m:m>
-              <m:ctrlPr>
-                <w:rPr>
-                  <w:rFonts w:ascii="Cambria Math" w:hAnsi="Cambria Math"/>
-                  <w:i/>
-                </w:rPr>
-              </m:ctrlPr>
             </m:e>
           </m:d>
         </m:oMath>
@@ -3843,7 +3381,7 @@
           <m:sSupPr>
             <m:ctrlPr>
               <w:rPr>
-                <w:rFonts w:ascii="Cambria Math"/>
+                <w:rFonts w:ascii="Cambria Math" w:hAnsi="Cambria Math"/>
                 <w:i/>
               </w:rPr>
             </m:ctrlPr>
@@ -3864,7 +3402,7 @@
               <m:dPr>
                 <m:ctrlPr>
                   <w:rPr>
-                    <w:rFonts w:ascii="Cambria Math"/>
+                    <w:rFonts w:ascii="Cambria Math" w:hAnsi="Cambria Math"/>
                     <w:i/>
                   </w:rPr>
                 </m:ctrlPr>
@@ -3884,37 +3422,13 @@
           <w:rPr>
             <w:rFonts w:ascii="Cambria Math"/>
           </w:rPr>
-          <m:t>=[0,</m:t>
-        </m:r>
-        <m:r>
-          <w:rPr>
-            <w:rFonts w:ascii="Cambria Math"/>
-          </w:rPr>
-          <m:t xml:space="preserve"> </m:t>
-        </m:r>
-        <m:r>
-          <w:rPr>
-            <w:rFonts w:ascii="Cambria Math"/>
-          </w:rPr>
-          <m:t>0,</m:t>
-        </m:r>
-        <m:r>
-          <w:rPr>
-            <w:rFonts w:ascii="Cambria Math"/>
-          </w:rPr>
-          <m:t xml:space="preserve"> </m:t>
-        </m:r>
-        <m:r>
-          <w:rPr>
-            <w:rFonts w:ascii="Cambria Math"/>
-          </w:rPr>
-          <m:t>0</m:t>
+          <m:t>=[0, 0, 0</m:t>
         </m:r>
         <m:sSup>
           <m:sSupPr>
             <m:ctrlPr>
               <w:rPr>
-                <w:rFonts w:ascii="Cambria Math"/>
+                <w:rFonts w:ascii="Cambria Math" w:hAnsi="Cambria Math"/>
                 <w:i/>
               </w:rPr>
             </m:ctrlPr>
@@ -3950,10 +3464,10 @@
           <w:szCs w:val="21"/>
         </w:rPr>
         <w:object w:dxaOrig="2260" w:dyaOrig="480" w14:anchorId="522C489F">
-          <v:shape id="_x0000_i1058" type="#_x0000_t75" style="width:112.8pt;height:24pt" o:ole="">
+          <v:shape id="_x0000_i1026" type="#_x0000_t75" style="width:112.9pt;height:24pt" o:ole="">
             <v:imagedata r:id="rId7" o:title=""/>
           </v:shape>
-          <o:OLEObject Type="Embed" ProgID="Equation.DSMT4" ShapeID="_x0000_i1058" DrawAspect="Content" ObjectID="_1836044842" r:id="rId9"/>
+          <o:OLEObject Type="Embed" ProgID="Equation.DSMT4" ShapeID="_x0000_i1026" DrawAspect="Content" ObjectID="_1836074597" r:id="rId9"/>
         </w:object>
       </w:r>
       <w:r>
